--- a/cv/Huilin_Tai_cv_2025.docx
+++ b/cv/Huilin_Tai_cv_2025.docx
@@ -237,7 +237,7 @@
           <w:szCs w:val="20"/>
           <w:lang w:val="en-US" w:eastAsia="zh-CN"/>
         </w:rPr>
-        <w:t xml:space="preserve"> | haleyyy2001.github.io</w:t>
+        <w:t xml:space="preserve"> | haleyyytai.github.io</w:t>
       </w:r>
     </w:p>
     <w:p>

--- a/cv/Huilin_Tai_cv_2025.docx
+++ b/cv/Huilin_Tai_cv_2025.docx
@@ -397,7 +397,7 @@
           <w:szCs w:val="20"/>
           <w:lang w:val="en-US" w:eastAsia="zh-CN"/>
         </w:rPr>
-        <w:t xml:space="preserve">Ph.D. in Computer Science (Incoming) </w:t>
+        <w:t xml:space="preserve">Ph.D. in Computer Science </w:t>
       </w:r>
       <w:r>
         <w:rPr>
